--- a/example_articles/countries/China/6.countries_China_Other_publisher.docx
+++ b/example_articles/countries/China/6.countries_China_Other_publisher.docx
@@ -27,17 +27,17 @@
     </w:p>
     <w:p>
       <w:r>
-        <w:t>Source File: Other publishers/Files (500) (15).DOCX</w:t>
+        <w:t>Source file: Other publishers/Files (500) (15).DOCX</w:t>
       </w:r>
     </w:p>
     <w:p>
       <w:r>
-        <w:t>Raw locations result: ['China']</w:t>
+        <w:t>Raw locations result, 'locations': ['China']</w:t>
       </w:r>
     </w:p>
     <w:p>
       <w:r>
-        <w:t>countries_stand_flat (Standardized): China</w:t>
+        <w:t>Standardized locations result, 'countries_stand_flat': China</w:t>
       </w:r>
     </w:p>
     <w:p>

--- a/example_articles/countries/China/6.countries_China_Other_publisher.docx
+++ b/example_articles/countries/China/6.countries_China_Other_publisher.docx
@@ -7,7 +7,7 @@
         <w:pStyle w:val="Heading1"/>
       </w:pPr>
       <w:r>
-        <w:t>Manager guilty in Albert Lea fraud case</w:t>
+        <w:t>CHINA'S TOP LIBERAL BOWING OUT LI COULD HAVE BEEN NO. 2 IN BEIJING'S NEW LEADERSHIP</w:t>
       </w:r>
     </w:p>
     <w:p>
@@ -17,17 +17,17 @@
     </w:p>
     <w:p>
       <w:r>
-        <w:t>Date: 2002-11-26</w:t>
+        <w:t>Date: 2002-11-14</w:t>
       </w:r>
     </w:p>
     <w:p>
       <w:r>
-        <w:t>Section: BUSINESS; Pg. 1D</w:t>
+        <w:t>Section: NATIONAL,</w:t>
       </w:r>
     </w:p>
     <w:p>
       <w:r>
-        <w:t>Source file: Other publishers/Files (500) (15).DOCX</w:t>
+        <w:t>Source file: Other publishers/Files (500) (14).DOCX</w:t>
       </w:r>
     </w:p>
     <w:p>
@@ -49,31 +49,41 @@
     </w:p>
     <w:p>
       <w:r>
-        <w:t>The former office manager of an Albert Lea steel fabrication company pleaded guilty Monday to embezzling more than $525,000 from the firm over a six-year period to pay personal credit card bills that financed a clotheshorse lifestyle in the largely working-class southern Minnesota city.</w:t>
+        <w:t>President Jiang Zemin stepped down today as head of the Chinese Communist Party and succeeded in forcing the early retirement of a longtime rival and political maverick whom some consider the most liberal of the nation's top leaders.</w:t>
         <w:br/>
-        <w:t xml:space="preserve">     In U.S. District Court in Minneapolis, Lorna J. Johnson, 45, admitted to writing more than 90 checks to herself and her credit card companies to cover clothing and jewelry purchases using money from Edwards Manufacturing Co., where she had worked since 1989.</w:t>
+        <w:t xml:space="preserve"> At the end of the party's 16th National Congress, Jiang, 76, retired from the Standing Committee of the Politburo along with his rival, Li Ruihuan, 68, and four other members. The only member to remain was Vice President Hu Jintao, 59, Jiang's heir apparent, in what may be the smoothest and, at least on paper, the most complete transfer of power in the party's tumultuous history.</w:t>
         <w:br/>
-        <w:t xml:space="preserve">     Prosecutors described a wardrobe from Johnson's home worthy of a Hollywood closet, with more than 900 articles of clothing and 350 accessory items.</w:t>
+        <w:t xml:space="preserve"> "This congress marks a transfer from the old to the new," Jiang said at the end of the Congress, Chinese communism's most solemn rite.</w:t>
         <w:br/>
-        <w:t xml:space="preserve">   Johnson pleaded guilty to two counts of mail fraud in a plea agreement with the U.S. attorney's office. She faces a prison sentence of 24 to 30 months. U.S. District Judge David Doty will make the final determination after a presentence investigation.</w:t>
+        <w:t>Among the other top leaders who retired were Li Peng, the second-highest ranking party official and architect of the violent 1989 crackdown on pro-democracy protests in Tiananmen Square, and Zhu Rongji, the premier who has managed the nation's booming economy for the past five years. Both are 74.</w:t>
         <w:br/>
-        <w:t xml:space="preserve">     Johnson, who described herself as having a high school education along with some vocational school courses in management, agreed to repay as much of the stolen money as she can.</w:t>
+        <w:t xml:space="preserve"> The new Politburo and its all-powerful Standing Committee will be introduced to the world after the Central Committee concludes its first meeting, probably tonight or tomorrow morning. Among those expected to rise to the pinnacle of power are Zeng Qinghong, Jiang's right-hand man, and as many as three other Jiang allies, giving Jiang's supporters a majority.</w:t>
         <w:br/>
-        <w:t xml:space="preserve">     Her attorney, Bruce Hanley, said Johnson has already raised $172,000 by taking money from savings, retirement plans and the refinancing of her home. Jewelry, clothing and other accessories will be sold where possible through outlets such as consignment shops, Hanley said.</w:t>
+        <w:t xml:space="preserve"> Jiang's victory over Li Ruihuan was a sign of his political influence, which has been underrated time and again. Li Ruihuan's name was not on a list of about 356 members and alternates to the party's Central Committee that was issued today as the congress closed.</w:t>
         <w:br/>
-        <w:t xml:space="preserve">     During the plea hearing, Assistant U.S. Attorney Hank Shea itemized a long list of merchandise acquired by Johnson, including 436 sweaters, 144 pairs of pants, 89 pairs of dress slacks, 92 skirts, 46 dresses, 58 blazers, 114 pairs of shoes, 81 leather billfolds, 66 leather purses, 15 winter coats and other items of jewelry and furniture.</w:t>
+        <w:t xml:space="preserve"> Li Ruihuan's exit follows a subdued and prolonged political struggle with Jiang and makes it easier for Jiang to stack the new leadership with allies who can protect his interests and through whom he can continue to exert influence, according to a senior journalist at a party-run newspaper and other Chinese sources.</w:t>
         <w:br/>
-        <w:t xml:space="preserve">     "I'm confident we'll be able to add a good chunk to the restitution that's already been paid," Hanley said.</w:t>
+        <w:t xml:space="preserve"> The congress also approved a set of amendments to the party constitution that enshrined Jiang's efforts to expand the party's base to include businessmen and other members of the elite.</w:t>
         <w:br/>
-        <w:t xml:space="preserve">     In her role as office manager, Johnson was responsible for administering the company's finances, reconciled the company's books and had control over the corporate checkbook.</w:t>
+        <w:t xml:space="preserve"> In a major victory for Jiang, his theory, called the "Three Represents," was given equal status with Mao Zedong Thought and Deng Xiaoping Theory. "Three Represents" is the party's way of trying to appeal to new social groups in China and move away from its old base among workers and farmers.</w:t>
         <w:br/>
-        <w:t xml:space="preserve">     Prosecutors said she made false entries in the books and removed incriminating checks to hide her personal transactions.</w:t>
+        <w:t xml:space="preserve"> Another amendment described the party as the "vanguard of the working class and simultaneously the vanguard of the Chinese people," which was another way to broaden the party's base similar to efforts by the Soviet Communist Party in the 1960s.</w:t>
         <w:br/>
-        <w:t xml:space="preserve">     During questioning by Shea, Johnson acknowledged that she is taking medication for depression and stress.</w:t>
+        <w:t xml:space="preserve"> Li Ruihuan was two years shy of the informal retirement age of 70 that Jiang and other party elders set five years ago. He had been expected to take the National People's Congress helm and serve as the party's No. 2 leader behind Hu. From those positions, some party officials hoped, he might lead experiments in political reform that Jiang apparently has found too risky.</w:t>
         <w:br/>
-        <w:t xml:space="preserve">     Johnson's embezzlement began in May 1995 and ended when she was caught in December 2001, prosecutors said.</w:t>
+        <w:t xml:space="preserve"> It is unclear when and how Jiang maneuvered Li Ruihuan out of a job, but one of Li's close relatives discussed his retirement as early as last month, an associate said.</w:t>
         <w:br/>
-        <w:t xml:space="preserve">    _ David Phelps is at dphelps@startribune.com.</w:t>
+        <w:t xml:space="preserve"> A European diplomat said it appeared that Li had agreed to step down as part of a deal with Jiang, who is said to have made a surprise bid to remain in power over the summer. The diplomat said Jiang agreed to retire from all his positions -- party chief, state president and chairman of the Central Military Commission -- if Li stepped aside as well.</w:t>
+        <w:br/>
+        <w:t xml:space="preserve"> A carpenter and a former mayor of the coastal city of Tianjin, Li Ruihuan is the only official at the pinnacle of Chinese power from a working-class background. His fall removes one of China's most interesting leaders.</w:t>
+        <w:br/>
+        <w:t xml:space="preserve"> His tense relationship with Jiang is the stuff of legend in Beijing and appears to date to 1989, when Jiang was elevated to China's top leadership post ahead of Li following the Tiananmen Square crackdown. As head of a party-controlled advisory congress of non-Communist dignitaries, Li often issued veiled criticisms of Jiang's leadership.</w:t>
+        <w:br/>
+        <w:t xml:space="preserve"> He is believed to have limited the crackdown on intellectuals after the suppression of the Tiananmen Square movement, and his brain trust was rumored to be planning to push limited political reforms at the National People's Congress after Jiang retired.</w:t>
+        <w:br/>
+        <w:t xml:space="preserve"> A new book by an anonymous author who appears to be a former aide to Zhu Rongji and who says he had access to internal party personnel files describes Li as the senior Chinese leader most willing to talk about political reform, including expanding elections and reducing censorship of the state media.</w:t>
+        <w:br/>
+        <w:t xml:space="preserve"> The English-language version of the book, "China's New Rulers: The Secret Files," says Li is quoted in party documents urging a moderate response to student protests that swept China in 1986: "The year before last, the college students created a disturbance. Was that a big deal? I think not. It was nothing but a few college students. The soldiers, the workers, and especially the 800 million peasants did not join in. So what's the fuss?"</w:t>
       </w:r>
     </w:p>
     <w:sectPr>

--- a/example_articles/countries/China/6.countries_China_Other_publisher.docx
+++ b/example_articles/countries/China/6.countries_China_Other_publisher.docx
@@ -7,7 +7,7 @@
         <w:pStyle w:val="Heading1"/>
       </w:pPr>
       <w:r>
-        <w:t>CHINA'S TOP LIBERAL BOWING OUT LI COULD HAVE BEEN NO. 2 IN BEIJING'S NEW LEADERSHIP</w:t>
+        <w:t>Farce, cool realism mingle as a hustler goes courting</w:t>
       </w:r>
     </w:p>
     <w:p>
@@ -17,17 +17,17 @@
     </w:p>
     <w:p>
       <w:r>
-        <w:t>Date: 2002-11-14</w:t>
+        <w:t>Date: 2002-08-09</w:t>
       </w:r>
     </w:p>
     <w:p>
       <w:r>
-        <w:t>Section: NATIONAL,</w:t>
+        <w:t>Section: Pg. W11; news</w:t>
       </w:r>
     </w:p>
     <w:p>
       <w:r>
-        <w:t>Source file: Other publishers/Files (500) (14).DOCX</w:t>
+        <w:t>Source file: Other publishers/Files (500) (13).DOCX</w:t>
       </w:r>
     </w:p>
     <w:p>
@@ -49,41 +49,17 @@
     </w:p>
     <w:p>
       <w:r>
-        <w:t>President Jiang Zemin stepped down today as head of the Chinese Communist Party and succeeded in forcing the early retirement of a longtime rival and political maverick whom some consider the most liberal of the nation's top leaders.</w:t>
+        <w:t>A modest, mellow comedy set in the Chinese port city of Dalian, Zhang Yimou's Happy Times brings together a somewhat desperate 50-something hustler and a stick-thin blind teenage girl - an unlikely alliance that's as sweet as it is odd.</w:t>
         <w:br/>
-        <w:t xml:space="preserve"> At the end of the party's 16th National Congress, Jiang, 76, retired from the Standing Committee of the Politburo along with his rival, Li Ruihuan, 68, and four other members. The only member to remain was Vice President Hu Jintao, 59, Jiang's heir apparent, in what may be the smoothest and, at least on paper, the most complete transfer of power in the party's tumultuous history.</w:t>
+        <w:t>Zhao (Zhao Benshan) is a bachelor whose love life is a disaster until he meets a woman (Dong Lihua) who seems happy to marry him - that is, if he can come up with the 50,000 yuan she says she needs to do the wedding right.</w:t>
         <w:br/>
-        <w:t xml:space="preserve"> "This congress marks a transfer from the old to the new," Jiang said at the end of the Congress, Chinese communism's most solemn rite.</w:t>
+        <w:t>Broke but undeterred, Zhao leads the rather large, gaudily attired creature to believe that he is a wealthy hotelier. Then he scurries off to cadge the money from a friend.</w:t>
         <w:br/>
-        <w:t>Among the other top leaders who retired were Li Peng, the second-highest ranking party official and architect of the violent 1989 crackdown on pro-democracy protests in Tiananmen Square, and Zhu Rongji, the premier who has managed the nation's booming economy for the past five years. Both are 74.</w:t>
+        <w:t>A plan is concocted to turn an abandoned bus into the "Happy Times Hotel" - a love shack where young trysters can get it on. But Zhao's would-be betrothed, who lives in a cramped apartment with her fat, bratty son and quiet, blind stepdaughter, has other demands : take the girl, Wu Jing (Dong Jie), away and give her a job at the hotel.</w:t>
         <w:br/>
-        <w:t xml:space="preserve"> The new Politburo and its all-powerful Standing Committee will be introduced to the world after the Central Committee concludes its first meeting, probably tonight or tomorrow morning. Among those expected to rise to the pinnacle of power are Zeng Qinghong, Jiang's right-hand man, and as many as three other Jiang allies, giving Jiang's supporters a majority.</w:t>
+        <w:t>Zhang's story goes from there, as one lie breeds another and the shams become more elaborate, involving, in the end, a make-believe massage parlor and a small troop of working-class conspirators acting out the roles of big-shot, big-tipping hotel guests. If the plotline sounds farcical, it is, but Zhang - making only his second film set in a modern-day city - imbues it with a cool realism. Nimbly shot, and acted with an easy naturalism (Zhao is a seasoned pro, Dong Jie a dancer making her film debut), Happy Times heads toward its poignant conclusion with grace and wisdom.</w:t>
         <w:br/>
-        <w:t xml:space="preserve"> Jiang's victory over Li Ruihuan was a sign of his political influence, which has been underrated time and again. Li Ruihuan's name was not on a list of about 356 members and alternates to the party's Central Committee that was issued today as the congress closed.</w:t>
-        <w:br/>
-        <w:t xml:space="preserve"> Li Ruihuan's exit follows a subdued and prolonged political struggle with Jiang and makes it easier for Jiang to stack the new leadership with allies who can protect his interests and through whom he can continue to exert influence, according to a senior journalist at a party-run newspaper and other Chinese sources.</w:t>
-        <w:br/>
-        <w:t xml:space="preserve"> The congress also approved a set of amendments to the party constitution that enshrined Jiang's efforts to expand the party's base to include businessmen and other members of the elite.</w:t>
-        <w:br/>
-        <w:t xml:space="preserve"> In a major victory for Jiang, his theory, called the "Three Represents," was given equal status with Mao Zedong Thought and Deng Xiaoping Theory. "Three Represents" is the party's way of trying to appeal to new social groups in China and move away from its old base among workers and farmers.</w:t>
-        <w:br/>
-        <w:t xml:space="preserve"> Another amendment described the party as the "vanguard of the working class and simultaneously the vanguard of the Chinese people," which was another way to broaden the party's base similar to efforts by the Soviet Communist Party in the 1960s.</w:t>
-        <w:br/>
-        <w:t xml:space="preserve"> Li Ruihuan was two years shy of the informal retirement age of 70 that Jiang and other party elders set five years ago. He had been expected to take the National People's Congress helm and serve as the party's No. 2 leader behind Hu. From those positions, some party officials hoped, he might lead experiments in political reform that Jiang apparently has found too risky.</w:t>
-        <w:br/>
-        <w:t xml:space="preserve"> It is unclear when and how Jiang maneuvered Li Ruihuan out of a job, but one of Li's close relatives discussed his retirement as early as last month, an associate said.</w:t>
-        <w:br/>
-        <w:t xml:space="preserve"> A European diplomat said it appeared that Li had agreed to step down as part of a deal with Jiang, who is said to have made a surprise bid to remain in power over the summer. The diplomat said Jiang agreed to retire from all his positions -- party chief, state president and chairman of the Central Military Commission -- if Li stepped aside as well.</w:t>
-        <w:br/>
-        <w:t xml:space="preserve"> A carpenter and a former mayor of the coastal city of Tianjin, Li Ruihuan is the only official at the pinnacle of Chinese power from a working-class background. His fall removes one of China's most interesting leaders.</w:t>
-        <w:br/>
-        <w:t xml:space="preserve"> His tense relationship with Jiang is the stuff of legend in Beijing and appears to date to 1989, when Jiang was elevated to China's top leadership post ahead of Li following the Tiananmen Square crackdown. As head of a party-controlled advisory congress of non-Communist dignitaries, Li often issued veiled criticisms of Jiang's leadership.</w:t>
-        <w:br/>
-        <w:t xml:space="preserve"> He is believed to have limited the crackdown on intellectuals after the suppression of the Tiananmen Square movement, and his brain trust was rumored to be planning to push limited political reforms at the National People's Congress after Jiang retired.</w:t>
-        <w:br/>
-        <w:t xml:space="preserve"> A new book by an anonymous author who appears to be a former aide to Zhu Rongji and who says he had access to internal party personnel files describes Li as the senior Chinese leader most willing to talk about political reform, including expanding elections and reducing censorship of the state media.</w:t>
-        <w:br/>
-        <w:t xml:space="preserve"> The English-language version of the book, "China's New Rulers: The Secret Files," says Li is quoted in party documents urging a moderate response to student protests that swept China in 1986: "The year before last, the college students created a disturbance. Was that a big deal? I think not. It was nothing but a few college students. The soldiers, the workers, and especially the 800 million peasants did not join in. So what's the fuss?"</w:t>
+        <w:t>Contact Steven Rea at 215-854-5629 or srea@phillynews.com.</w:t>
       </w:r>
     </w:p>
     <w:sectPr>

--- a/example_articles/countries/China/6.countries_China_Other_publisher.docx
+++ b/example_articles/countries/China/6.countries_China_Other_publisher.docx
@@ -7,7 +7,7 @@
         <w:pStyle w:val="Heading1"/>
       </w:pPr>
       <w:r>
-        <w:t>Farce, cool realism mingle as a hustler goes courting</w:t>
+        <w:t>Sax and the seeker; Clarence Clemons documentary goes deep on the late E Street legend.</w:t>
       </w:r>
     </w:p>
     <w:p>
@@ -17,17 +17,17 @@
     </w:p>
     <w:p>
       <w:r>
-        <w:t>Date: 2002-08-09</w:t>
+        <w:t>Date: 2019-07-23</w:t>
       </w:r>
     </w:p>
     <w:p>
       <w:r>
-        <w:t>Section: Pg. W11; news</w:t>
+        <w:t>Section: LIFE; Pg. C1</w:t>
       </w:r>
     </w:p>
     <w:p>
       <w:r>
-        <w:t>Source file: Other publishers/Files (500) (13).DOCX</w:t>
+        <w:t>Source file: Other publishers/Files (500) (8).DOCX</w:t>
       </w:r>
     </w:p>
     <w:p>
@@ -49,17 +49,49 @@
     </w:p>
     <w:p>
       <w:r>
-        <w:t>A modest, mellow comedy set in the Chinese port city of Dalian, Zhang Yimou's Happy Times brings together a somewhat desperate 50-something hustler and a stick-thin blind teenage girl - an unlikely alliance that's as sweet as it is odd.</w:t>
+        <w:t>ABSTRACT</w:t>
         <w:br/>
-        <w:t>Zhao (Zhao Benshan) is a bachelor whose love life is a disaster until he meets a woman (Dong Lihua) who seems happy to marry him - that is, if he can come up with the 50,000 yuan she says she needs to do the wedding right.</w:t>
+        <w:t>Clarence Clemons documentary goes deep on the late E Street legend.</w:t>
         <w:br/>
-        <w:t>Broke but undeterred, Zhao leads the rather large, gaudily attired creature to believe that he is a wealthy hotelier. Then he scurries off to cadge the money from a friend.</w:t>
+        <w:t>'Blow, Big Man, blow!"</w:t>
         <w:br/>
-        <w:t>A plan is concocted to turn an abandoned bus into the "Happy Times Hotel" - a love shack where young trysters can get it on. But Zhao's would-be betrothed, who lives in a cramped apartment with her fat, bratty son and quiet, blind stepdaughter, has other demands : take the girl, Wu Jing (Dong Jie), away and give her a job at the hotel.</w:t>
+        <w:t>To Bruce Springsteen fans, Clarence Clemons was the much-loved saxophone player essential to the E Street experience.</w:t>
         <w:br/>
-        <w:t>Zhang's story goes from there, as one lie breeds another and the shams become more elaborate, involving, in the end, a make-believe massage parlor and a small troop of working-class conspirators acting out the roles of big-shot, big-tipping hotel guests. If the plotline sounds farcical, it is, but Zhang - making only his second film set in a modern-day city - imbues it with a cool realism. Nimbly shot, and acted with an easy naturalism (Zhao is a seasoned pro, Dong Jie a dancer making her film debut), Happy Times heads toward its poignant conclusion with grace and wisdom.</w:t>
+        <w:t>Clemons was the Big Man, announced last-butnot-least with a master-of-the-universe flourish. He stood to the right of the Boss and shone in operatic set pieces such as "Jungleland" and "Thunder Road," the latter often ending with Springsteen sliding into Clemons' arms for a kiss.</w:t>
         <w:br/>
-        <w:t>Contact Steven Rea at 215-854-5629 or srea@phillynews.com.</w:t>
+        <w:t>An irreplaceable figure whom Springsteen leaned on emotionally - and literally, on the Born to Run album cover - it was Clemons whose death in 2011 put the future of the E Street Band in doubt. "Losing Clarence was like losing the rain," Springsteen said nightly in his Broadway show.</w:t>
+        <w:br/>
+        <w:t>Luckily for Springsteen, Jake Clemons, the Big Man's nephew, is a sax player, and he has stepped in to keep the familial feeling going, and will be there next year when the Jersey rocker and his backing band once again go out on the road.</w:t>
+        <w:br/>
+        <w:t>But beyond the larger-than-life mythology, who was the real Clarence Clemons? That's the question asked by filmmaker Nick Mead's Clarence Clemons: Who Do I Think I Am?</w:t>
+        <w:br/>
+        <w:t>The documentary will screen at 7 p.m. tonight in a Philadelphia Film Society presentation at the Roxy Theater in Center City. The movie will be released on DVD and digital platforms on Aug. 13.</w:t>
+        <w:br/>
+        <w:t>In the Springsteen universe, Clemons is a mythological figure who, in the Boss' telling in many a "10th Avenue Freeze-Out" interlude, showed up one dark and stormy night in Asbury Park and magically blessed E Street with priceless, ineffable soul. "Well, the change was made uptown, and the Big Man joined the band. ..."</w:t>
+        <w:br/>
+        <w:t>To get at what purports to be a more personal truth, Mead follows Clemons in unexpected directions. Who Do I Think I Am? casts him as a sojourner on a lonely path even as he performs in front of thousands of fans.</w:t>
+        <w:br/>
+        <w:t>The movie features talking heads you might not expect to see in a Clarence Clemons documentary: guitarist Joe Walsh, producer Narada Michael Walden, and former President Bill Clinton, whom Clemons apparently became close with after the two performed James Brown's "Night Train" at an inaugural party in 1993.</w:t>
+        <w:br/>
+        <w:t>Springsteen is not interviewed, though he is heard from in concert clips that include brief excerpts of Clemons' lyrical solos, which bore the influence of his R&amp;B hero, King Curtis. E Street is represented by Clemons' nephew Jake, original drummer Vini "Mad Dog" Lopez, and Nils Lofgren, whose song, "We Miss You, C," plays over the end credits.</w:t>
+        <w:br/>
+        <w:t>The central journey of the doc is a trip that Clemons took to northeastern China after The Rising tour in 2005, where he visited ancient temples and sought a respite in the working-class city of Fuxin.</w:t>
+        <w:br/>
+        <w:t>That quest for anonymity is halfway successful. Mead's camera follows Clemons into the town square, where the 6-foot-5 sax man attracts attention in part because many people had never seen a black man before. "Bruce Springsteen?" one man asks. "What's that?"</w:t>
+        <w:br/>
+        <w:t>The film was in the works before the sax man's death, and along with music composed and performed by Clemons, it includes haunting footage of the musician looking into the camera, talking about his search.</w:t>
+        <w:br/>
+        <w:t>British director Mead became friends with Clemons after casting him as a hornplaying wise man in the 1999 indie movie Swing, which starred Lisa Stansfield.</w:t>
+        <w:br/>
+        <w:t>Who Do I Think I Am? doesn't bother nailing down details of Clemons' life. Mead does go to Virginia to meet two of Clemons' aunts who helped raise him. And a white childhood best friend recalls trips to Virginia Beach, where the two buddies would have to take separate buses in the segregated South.</w:t>
+        <w:br/>
+        <w:t>There's no mention of any of Clemons' five wives or of his children, and a 1968 car accident that derailed a potential professional football career is mentioned only in passing, as if we, as Springsteen fans, are supposed to know about it already.</w:t>
+        <w:br/>
+        <w:t>Who Do I Think I Am? is fond and affectionate. Everybody who knew Clemons loved him, it seems. The movie celebrates his zest for life - a favorite carpe diem saying was, "Order the good wine." An ESPN producer who hired Clemons' band Temple of Soul talks about how Clemons "lived like a king."</w:t>
+        <w:br/>
+        <w:t>The movie, which is largely shot in black and white, misses the thrill ride one supposes would be at least part of the E Street story. Instead, it portrays Clemons as a seeker attempting to get a grip on himself, and his place in the world. By the end, he believes he's found it in the music.</w:t>
+        <w:br/>
+        <w:t>"The heart of it," he says, "is that one note ... the same note night after night. That's the promised land. That's where I belong. That's who I think I am." ddeluca@inquirer.com delucadan</w:t>
       </w:r>
     </w:p>
     <w:sectPr>

--- a/example_articles/countries/China/6.countries_China_Other_publisher.docx
+++ b/example_articles/countries/China/6.countries_China_Other_publisher.docx
@@ -7,7 +7,7 @@
         <w:pStyle w:val="Heading1"/>
       </w:pPr>
       <w:r>
-        <w:t>Sax and the seeker; Clarence Clemons documentary goes deep on the late E Street legend.</w:t>
+        <w:t>Farce, cool realism mingle as a hustler goes courting</w:t>
       </w:r>
     </w:p>
     <w:p>
@@ -17,17 +17,17 @@
     </w:p>
     <w:p>
       <w:r>
-        <w:t>Date: 2019-07-23</w:t>
+        <w:t>Date: 2002-08-09</w:t>
       </w:r>
     </w:p>
     <w:p>
       <w:r>
-        <w:t>Section: LIFE; Pg. C1</w:t>
+        <w:t>Section: Pg. W11; news</w:t>
       </w:r>
     </w:p>
     <w:p>
       <w:r>
-        <w:t>Source file: Other publishers/Files (500) (8).DOCX</w:t>
+        <w:t>Source file: Other publishers/Files (500) (13).DOCX</w:t>
       </w:r>
     </w:p>
     <w:p>
@@ -49,49 +49,17 @@
     </w:p>
     <w:p>
       <w:r>
-        <w:t>ABSTRACT</w:t>
+        <w:t>A modest, mellow comedy set in the Chinese port city of Dalian, Zhang Yimou's Happy Times brings together a somewhat desperate 50-something hustler and a stick-thin blind teenage girl - an unlikely alliance that's as sweet as it is odd.</w:t>
         <w:br/>
-        <w:t>Clarence Clemons documentary goes deep on the late E Street legend.</w:t>
+        <w:t>Zhao (Zhao Benshan) is a bachelor whose love life is a disaster until he meets a woman (Dong Lihua) who seems happy to marry him - that is, if he can come up with the 50,000 yuan she says she needs to do the wedding right.</w:t>
         <w:br/>
-        <w:t>'Blow, Big Man, blow!"</w:t>
+        <w:t>Broke but undeterred, Zhao leads the rather large, gaudily attired creature to believe that he is a wealthy hotelier. Then he scurries off to cadge the money from a friend.</w:t>
         <w:br/>
-        <w:t>To Bruce Springsteen fans, Clarence Clemons was the much-loved saxophone player essential to the E Street experience.</w:t>
+        <w:t>A plan is concocted to turn an abandoned bus into the "Happy Times Hotel" - a love shack where young trysters can get it on. But Zhao's would-be betrothed, who lives in a cramped apartment with her fat, bratty son and quiet, blind stepdaughter, has other demands : take the girl, Wu Jing (Dong Jie), away and give her a job at the hotel.</w:t>
         <w:br/>
-        <w:t>Clemons was the Big Man, announced last-butnot-least with a master-of-the-universe flourish. He stood to the right of the Boss and shone in operatic set pieces such as "Jungleland" and "Thunder Road," the latter often ending with Springsteen sliding into Clemons' arms for a kiss.</w:t>
+        <w:t>Zhang's story goes from there, as one lie breeds another and the shams become more elaborate, involving, in the end, a make-believe massage parlor and a small troop of working-class conspirators acting out the roles of big-shot, big-tipping hotel guests. If the plotline sounds farcical, it is, but Zhang - making only his second film set in a modern-day city - imbues it with a cool realism. Nimbly shot, and acted with an easy naturalism (Zhao is a seasoned pro, Dong Jie a dancer making her film debut), Happy Times heads toward its poignant conclusion with grace and wisdom.</w:t>
         <w:br/>
-        <w:t>An irreplaceable figure whom Springsteen leaned on emotionally - and literally, on the Born to Run album cover - it was Clemons whose death in 2011 put the future of the E Street Band in doubt. "Losing Clarence was like losing the rain," Springsteen said nightly in his Broadway show.</w:t>
-        <w:br/>
-        <w:t>Luckily for Springsteen, Jake Clemons, the Big Man's nephew, is a sax player, and he has stepped in to keep the familial feeling going, and will be there next year when the Jersey rocker and his backing band once again go out on the road.</w:t>
-        <w:br/>
-        <w:t>But beyond the larger-than-life mythology, who was the real Clarence Clemons? That's the question asked by filmmaker Nick Mead's Clarence Clemons: Who Do I Think I Am?</w:t>
-        <w:br/>
-        <w:t>The documentary will screen at 7 p.m. tonight in a Philadelphia Film Society presentation at the Roxy Theater in Center City. The movie will be released on DVD and digital platforms on Aug. 13.</w:t>
-        <w:br/>
-        <w:t>In the Springsteen universe, Clemons is a mythological figure who, in the Boss' telling in many a "10th Avenue Freeze-Out" interlude, showed up one dark and stormy night in Asbury Park and magically blessed E Street with priceless, ineffable soul. "Well, the change was made uptown, and the Big Man joined the band. ..."</w:t>
-        <w:br/>
-        <w:t>To get at what purports to be a more personal truth, Mead follows Clemons in unexpected directions. Who Do I Think I Am? casts him as a sojourner on a lonely path even as he performs in front of thousands of fans.</w:t>
-        <w:br/>
-        <w:t>The movie features talking heads you might not expect to see in a Clarence Clemons documentary: guitarist Joe Walsh, producer Narada Michael Walden, and former President Bill Clinton, whom Clemons apparently became close with after the two performed James Brown's "Night Train" at an inaugural party in 1993.</w:t>
-        <w:br/>
-        <w:t>Springsteen is not interviewed, though he is heard from in concert clips that include brief excerpts of Clemons' lyrical solos, which bore the influence of his R&amp;B hero, King Curtis. E Street is represented by Clemons' nephew Jake, original drummer Vini "Mad Dog" Lopez, and Nils Lofgren, whose song, "We Miss You, C," plays over the end credits.</w:t>
-        <w:br/>
-        <w:t>The central journey of the doc is a trip that Clemons took to northeastern China after The Rising tour in 2005, where he visited ancient temples and sought a respite in the working-class city of Fuxin.</w:t>
-        <w:br/>
-        <w:t>That quest for anonymity is halfway successful. Mead's camera follows Clemons into the town square, where the 6-foot-5 sax man attracts attention in part because many people had never seen a black man before. "Bruce Springsteen?" one man asks. "What's that?"</w:t>
-        <w:br/>
-        <w:t>The film was in the works before the sax man's death, and along with music composed and performed by Clemons, it includes haunting footage of the musician looking into the camera, talking about his search.</w:t>
-        <w:br/>
-        <w:t>British director Mead became friends with Clemons after casting him as a hornplaying wise man in the 1999 indie movie Swing, which starred Lisa Stansfield.</w:t>
-        <w:br/>
-        <w:t>Who Do I Think I Am? doesn't bother nailing down details of Clemons' life. Mead does go to Virginia to meet two of Clemons' aunts who helped raise him. And a white childhood best friend recalls trips to Virginia Beach, where the two buddies would have to take separate buses in the segregated South.</w:t>
-        <w:br/>
-        <w:t>There's no mention of any of Clemons' five wives or of his children, and a 1968 car accident that derailed a potential professional football career is mentioned only in passing, as if we, as Springsteen fans, are supposed to know about it already.</w:t>
-        <w:br/>
-        <w:t>Who Do I Think I Am? is fond and affectionate. Everybody who knew Clemons loved him, it seems. The movie celebrates his zest for life - a favorite carpe diem saying was, "Order the good wine." An ESPN producer who hired Clemons' band Temple of Soul talks about how Clemons "lived like a king."</w:t>
-        <w:br/>
-        <w:t>The movie, which is largely shot in black and white, misses the thrill ride one supposes would be at least part of the E Street story. Instead, it portrays Clemons as a seeker attempting to get a grip on himself, and his place in the world. By the end, he believes he's found it in the music.</w:t>
-        <w:br/>
-        <w:t>"The heart of it," he says, "is that one note ... the same note night after night. That's the promised land. That's where I belong. That's who I think I am." ddeluca@inquirer.com delucadan</w:t>
+        <w:t>Contact Steven Rea at 215-854-5629 or srea@phillynews.com.</w:t>
       </w:r>
     </w:p>
     <w:sectPr>
